--- a/Knowledge/3-Work knowledge/1-Software Engineering/2-Testing/5-My Source/1-ISTQB Foundation Level/5-Test Management/5-Test Techniques/7-Structure-Based Testing.docx
+++ b/Knowledge/3-Work knowledge/1-Software Engineering/2-Testing/5-My Source/1-ISTQB Foundation Level/5-Test Management/5-Test Techniques/7-Structure-Based Testing.docx
@@ -39,51 +39,77 @@
       </w:pPr>
       <w:r>
         <w:rPr>
-          <w:b/>
-          <w:shd w:val="clear" w:color="auto" w:fill="B7B7B7"/>
-        </w:rPr>
-        <w:t># Source</w:t>
-      </w:r>
-      <w:r>
-        <w:rPr>
-          <w:shd w:val="clear" w:color="auto" w:fill="B7B7B7"/>
-        </w:rPr>
-        <w:t xml:space="preserve">: </w:t>
-      </w:r>
-      <w:r>
-        <w:rPr>
-          <w:b/>
-          <w:shd w:val="clear" w:color="auto" w:fill="B7B7B7"/>
-        </w:rPr>
-        <w:t xml:space="preserve">Chatgpt </w:t>
-      </w:r>
-      <w:r>
-        <w:rPr>
-          <w:b/>
-          <w:sz w:val="14"/>
-          <w:szCs w:val="14"/>
-          <w:shd w:val="clear" w:color="auto" w:fill="B7B7B7"/>
-        </w:rPr>
-        <w:t>(GPT</w:t>
-      </w:r>
-      <w:r>
-        <w:rPr>
-          <w:rFonts w:ascii="Cambria Math" w:hAnsi="Cambria Math" w:cs="Cambria Math"/>
-          <w:b/>
-          <w:sz w:val="14"/>
-          <w:szCs w:val="14"/>
-          <w:shd w:val="clear" w:color="auto" w:fill="B7B7B7"/>
+          <w:rFonts w:ascii="Arial" w:eastAsia="Arial" w:hAnsi="Arial" w:cs="Arial"/>
+          <w:b/>
+          <w:color w:val="000000"/>
+          <w:sz w:val="18"/>
+          <w:highlight w:val="lightGray"/>
+        </w:rPr>
+        <w:t># Source: AI Source: Provided by: [Data Path</w:t>
+      </w:r>
+      <w:r>
+        <w:rPr>
+          <w:rFonts w:ascii="Arial" w:eastAsia="Arial" w:hAnsi="Arial" w:cs="Arial"/>
+          <w:color w:val="000000"/>
+          <w:sz w:val="18"/>
+          <w:highlight w:val="lightGray"/>
+        </w:rPr>
+        <w:t xml:space="preserve">: Persons Table -&gt; ID Column: 1, Name_En Column: Motasem Essam] -&gt; </w:t>
+      </w:r>
+      <w:r>
+        <w:rPr>
+          <w:rFonts w:ascii="Arial" w:eastAsia="Arial" w:hAnsi="Arial" w:cs="Arial"/>
+          <w:b/>
+          <w:color w:val="000000"/>
+          <w:sz w:val="18"/>
+          <w:highlight w:val="lightGray"/>
+        </w:rPr>
+        <w:t>From:</w:t>
+      </w:r>
+      <w:r>
+        <w:rPr>
+          <w:rFonts w:ascii="Arial" w:eastAsia="Arial" w:hAnsi="Arial" w:cs="Arial"/>
+          <w:color w:val="000000"/>
+          <w:sz w:val="18"/>
+          <w:highlight w:val="lightGray"/>
+        </w:rPr>
+        <w:t xml:space="preserve"> [Chatgpt (GPT</w:t>
+      </w:r>
+      <w:r>
+        <w:rPr>
+          <w:rFonts w:ascii="Arial" w:eastAsia="Arial" w:hAnsi="Arial" w:cs="Cambria Math"/>
+          <w:color w:val="000000"/>
+          <w:sz w:val="18"/>
+          <w:highlight w:val="lightGray"/>
         </w:rPr>
         <w:t>‑</w:t>
       </w:r>
       <w:r>
         <w:rPr>
-          <w:b/>
-          <w:sz w:val="14"/>
-          <w:szCs w:val="14"/>
-          <w:shd w:val="clear" w:color="auto" w:fill="B7B7B7"/>
-        </w:rPr>
-        <w:t>5 Mini) at [8/17/2025]</w:t>
+          <w:rFonts w:ascii="Arial" w:eastAsia="Arial" w:hAnsi="Arial" w:cs="Arial"/>
+          <w:color w:val="000000"/>
+          <w:sz w:val="18"/>
+          <w:highlight w:val="lightGray"/>
+        </w:rPr>
+        <w:t xml:space="preserve">5 Mini)] </w:t>
+      </w:r>
+      <w:r>
+        <w:rPr>
+          <w:rFonts w:ascii="Arial" w:eastAsia="Arial" w:hAnsi="Arial" w:cs="Arial"/>
+          <w:b/>
+          <w:color w:val="000000"/>
+          <w:sz w:val="18"/>
+          <w:highlight w:val="lightGray"/>
+        </w:rPr>
+        <w:t>on</w:t>
+      </w:r>
+      <w:r>
+        <w:rPr>
+          <w:rFonts w:ascii="Arial" w:eastAsia="Arial" w:hAnsi="Arial"/>
+          <w:sz w:val="18"/>
+          <w:highlight w:val="lightGray"/>
+        </w:rPr>
+        <w:t xml:space="preserve"> [8/17/2025]</w:t>
       </w:r>
     </w:p>
     <w:p>
@@ -153,7 +179,7 @@
           <w:ilvl w:val="0"/>
           <w:numId w:val="10"/>
         </w:numPr>
-        <w:spacing w:before="240"/>
+        <w:spacing w:before="240" w:after="0" w:line="276" w:lineRule="auto"/>
       </w:pPr>
       <w:r>
         <w:rPr>
@@ -187,6 +213,7 @@
           <w:ilvl w:val="0"/>
           <w:numId w:val="10"/>
         </w:numPr>
+        <w:spacing w:after="0" w:line="276" w:lineRule="auto"/>
       </w:pPr>
       <w:r>
         <w:rPr>
@@ -220,7 +247,7 @@
           <w:ilvl w:val="0"/>
           <w:numId w:val="10"/>
         </w:numPr>
-        <w:spacing w:after="240"/>
+        <w:spacing w:after="240" w:line="276" w:lineRule="auto"/>
       </w:pPr>
       <w:r>
         <w:rPr>
@@ -250,7 +277,7 @@
     </w:p>
     <w:p>
       <w:r>
-        <w:pict w14:anchorId="2200AC4A">
+        <w:pict w14:anchorId="63F8803D">
           <v:rect id="_x0000_i1025" style="width:0;height:1.5pt" o:hralign="center" o:hrstd="t" o:hr="t" fillcolor="#a0a0a0" stroked="f"/>
         </w:pict>
       </w:r>
@@ -283,51 +310,77 @@
       </w:pPr>
       <w:r>
         <w:rPr>
-          <w:b/>
-          <w:shd w:val="clear" w:color="auto" w:fill="B7B7B7"/>
-        </w:rPr>
-        <w:t># Source</w:t>
-      </w:r>
-      <w:r>
-        <w:rPr>
-          <w:shd w:val="clear" w:color="auto" w:fill="B7B7B7"/>
-        </w:rPr>
-        <w:t xml:space="preserve">: </w:t>
-      </w:r>
-      <w:r>
-        <w:rPr>
-          <w:b/>
-          <w:shd w:val="clear" w:color="auto" w:fill="B7B7B7"/>
-        </w:rPr>
-        <w:t xml:space="preserve">Chatgpt </w:t>
-      </w:r>
-      <w:r>
-        <w:rPr>
-          <w:b/>
-          <w:sz w:val="14"/>
-          <w:szCs w:val="14"/>
-          <w:shd w:val="clear" w:color="auto" w:fill="B7B7B7"/>
-        </w:rPr>
-        <w:t>(GPT</w:t>
-      </w:r>
-      <w:r>
-        <w:rPr>
-          <w:rFonts w:ascii="Cambria Math" w:hAnsi="Cambria Math" w:cs="Cambria Math"/>
-          <w:b/>
-          <w:sz w:val="14"/>
-          <w:szCs w:val="14"/>
-          <w:shd w:val="clear" w:color="auto" w:fill="B7B7B7"/>
+          <w:rFonts w:ascii="Arial" w:eastAsia="Arial" w:hAnsi="Arial" w:cs="Arial"/>
+          <w:b/>
+          <w:color w:val="000000"/>
+          <w:sz w:val="18"/>
+          <w:highlight w:val="lightGray"/>
+        </w:rPr>
+        <w:t># Source: AI Source: Provided by: [Data Path</w:t>
+      </w:r>
+      <w:r>
+        <w:rPr>
+          <w:rFonts w:ascii="Arial" w:eastAsia="Arial" w:hAnsi="Arial" w:cs="Arial"/>
+          <w:color w:val="000000"/>
+          <w:sz w:val="18"/>
+          <w:highlight w:val="lightGray"/>
+        </w:rPr>
+        <w:t xml:space="preserve">: Persons Table -&gt; ID Column: 1, Name_En Column: Motasem Essam] -&gt; </w:t>
+      </w:r>
+      <w:r>
+        <w:rPr>
+          <w:rFonts w:ascii="Arial" w:eastAsia="Arial" w:hAnsi="Arial" w:cs="Arial"/>
+          <w:b/>
+          <w:color w:val="000000"/>
+          <w:sz w:val="18"/>
+          <w:highlight w:val="lightGray"/>
+        </w:rPr>
+        <w:t>From:</w:t>
+      </w:r>
+      <w:r>
+        <w:rPr>
+          <w:rFonts w:ascii="Arial" w:eastAsia="Arial" w:hAnsi="Arial" w:cs="Arial"/>
+          <w:color w:val="000000"/>
+          <w:sz w:val="18"/>
+          <w:highlight w:val="lightGray"/>
+        </w:rPr>
+        <w:t xml:space="preserve"> [Chatgpt (GPT</w:t>
+      </w:r>
+      <w:r>
+        <w:rPr>
+          <w:rFonts w:ascii="Arial" w:eastAsia="Arial" w:hAnsi="Arial" w:cs="Cambria Math"/>
+          <w:color w:val="000000"/>
+          <w:sz w:val="18"/>
+          <w:highlight w:val="lightGray"/>
         </w:rPr>
         <w:t>‑</w:t>
       </w:r>
       <w:r>
         <w:rPr>
-          <w:b/>
-          <w:sz w:val="14"/>
-          <w:szCs w:val="14"/>
-          <w:shd w:val="clear" w:color="auto" w:fill="B7B7B7"/>
-        </w:rPr>
-        <w:t>5 Mini) at [8/17/2025]</w:t>
+          <w:rFonts w:ascii="Arial" w:eastAsia="Arial" w:hAnsi="Arial" w:cs="Arial"/>
+          <w:color w:val="000000"/>
+          <w:sz w:val="18"/>
+          <w:highlight w:val="lightGray"/>
+        </w:rPr>
+        <w:t xml:space="preserve">5 Mini)] </w:t>
+      </w:r>
+      <w:r>
+        <w:rPr>
+          <w:rFonts w:ascii="Arial" w:eastAsia="Arial" w:hAnsi="Arial" w:cs="Arial"/>
+          <w:b/>
+          <w:color w:val="000000"/>
+          <w:sz w:val="18"/>
+          <w:highlight w:val="lightGray"/>
+        </w:rPr>
+        <w:t>on</w:t>
+      </w:r>
+      <w:r>
+        <w:rPr>
+          <w:rFonts w:ascii="Arial" w:eastAsia="Arial" w:hAnsi="Arial"/>
+          <w:sz w:val="18"/>
+          <w:highlight w:val="lightGray"/>
+        </w:rPr>
+        <w:t xml:space="preserve"> [8/17/2025]</w:t>
       </w:r>
     </w:p>
     <w:p>
@@ -336,7 +389,7 @@
           <w:ilvl w:val="0"/>
           <w:numId w:val="3"/>
         </w:numPr>
-        <w:spacing w:before="240"/>
+        <w:spacing w:before="240" w:after="0" w:line="276" w:lineRule="auto"/>
       </w:pPr>
       <w:r>
         <w:rPr>
@@ -370,6 +423,7 @@
           <w:ilvl w:val="0"/>
           <w:numId w:val="3"/>
         </w:numPr>
+        <w:spacing w:after="0" w:line="276" w:lineRule="auto"/>
       </w:pPr>
       <w:r>
         <w:rPr>
@@ -403,7 +457,7 @@
           <w:ilvl w:val="0"/>
           <w:numId w:val="3"/>
         </w:numPr>
-        <w:spacing w:after="240"/>
+        <w:spacing w:after="240" w:line="276" w:lineRule="auto"/>
       </w:pPr>
       <w:r>
         <w:rPr>
@@ -433,7 +487,7 @@
     </w:p>
     <w:p>
       <w:r>
-        <w:pict w14:anchorId="0EDE5652">
+        <w:pict w14:anchorId="4F5CA32A">
           <v:rect id="_x0000_i1026" style="width:0;height:1.5pt" o:hralign="center" o:hrstd="t" o:hr="t" fillcolor="#a0a0a0" stroked="f"/>
         </w:pict>
       </w:r>
@@ -466,52 +520,77 @@
       </w:pPr>
       <w:r>
         <w:rPr>
-          <w:b/>
-          <w:shd w:val="clear" w:color="auto" w:fill="B7B7B7"/>
-        </w:rPr>
-        <w:lastRenderedPageBreak/>
-        <w:t># Source</w:t>
-      </w:r>
-      <w:r>
-        <w:rPr>
-          <w:shd w:val="clear" w:color="auto" w:fill="B7B7B7"/>
-        </w:rPr>
-        <w:t xml:space="preserve">: </w:t>
-      </w:r>
-      <w:r>
-        <w:rPr>
-          <w:b/>
-          <w:shd w:val="clear" w:color="auto" w:fill="B7B7B7"/>
-        </w:rPr>
-        <w:t xml:space="preserve">Chatgpt </w:t>
-      </w:r>
-      <w:r>
-        <w:rPr>
-          <w:b/>
-          <w:sz w:val="14"/>
-          <w:szCs w:val="14"/>
-          <w:shd w:val="clear" w:color="auto" w:fill="B7B7B7"/>
-        </w:rPr>
-        <w:t>(GPT</w:t>
-      </w:r>
-      <w:r>
-        <w:rPr>
-          <w:rFonts w:ascii="Cambria Math" w:hAnsi="Cambria Math" w:cs="Cambria Math"/>
-          <w:b/>
-          <w:sz w:val="14"/>
-          <w:szCs w:val="14"/>
-          <w:shd w:val="clear" w:color="auto" w:fill="B7B7B7"/>
+          <w:rFonts w:ascii="Arial" w:eastAsia="Arial" w:hAnsi="Arial" w:cs="Arial"/>
+          <w:b/>
+          <w:color w:val="000000"/>
+          <w:sz w:val="18"/>
+          <w:highlight w:val="lightGray"/>
+        </w:rPr>
+        <w:t># Source: AI Source: Provided by: [Data Path</w:t>
+      </w:r>
+      <w:r>
+        <w:rPr>
+          <w:rFonts w:ascii="Arial" w:eastAsia="Arial" w:hAnsi="Arial" w:cs="Arial"/>
+          <w:color w:val="000000"/>
+          <w:sz w:val="18"/>
+          <w:highlight w:val="lightGray"/>
+        </w:rPr>
+        <w:t xml:space="preserve">: Persons Table -&gt; ID Column: 1, Name_En Column: Motasem Essam] -&gt; </w:t>
+      </w:r>
+      <w:r>
+        <w:rPr>
+          <w:rFonts w:ascii="Arial" w:eastAsia="Arial" w:hAnsi="Arial" w:cs="Arial"/>
+          <w:b/>
+          <w:color w:val="000000"/>
+          <w:sz w:val="18"/>
+          <w:highlight w:val="lightGray"/>
+        </w:rPr>
+        <w:t>From:</w:t>
+      </w:r>
+      <w:r>
+        <w:rPr>
+          <w:rFonts w:ascii="Arial" w:eastAsia="Arial" w:hAnsi="Arial" w:cs="Arial"/>
+          <w:color w:val="000000"/>
+          <w:sz w:val="18"/>
+          <w:highlight w:val="lightGray"/>
+        </w:rPr>
+        <w:t xml:space="preserve"> [Chatgpt (GPT</w:t>
+      </w:r>
+      <w:r>
+        <w:rPr>
+          <w:rFonts w:ascii="Arial" w:eastAsia="Arial" w:hAnsi="Arial" w:cs="Cambria Math"/>
+          <w:color w:val="000000"/>
+          <w:sz w:val="18"/>
+          <w:highlight w:val="lightGray"/>
         </w:rPr>
         <w:t>‑</w:t>
       </w:r>
       <w:r>
         <w:rPr>
-          <w:b/>
-          <w:sz w:val="14"/>
-          <w:szCs w:val="14"/>
-          <w:shd w:val="clear" w:color="auto" w:fill="B7B7B7"/>
-        </w:rPr>
-        <w:t>5 Mini) at [8/17/2025]</w:t>
+          <w:rFonts w:ascii="Arial" w:eastAsia="Arial" w:hAnsi="Arial" w:cs="Arial"/>
+          <w:color w:val="000000"/>
+          <w:sz w:val="18"/>
+          <w:highlight w:val="lightGray"/>
+        </w:rPr>
+        <w:t xml:space="preserve">5 Mini)] </w:t>
+      </w:r>
+      <w:r>
+        <w:rPr>
+          <w:rFonts w:ascii="Arial" w:eastAsia="Arial" w:hAnsi="Arial" w:cs="Arial"/>
+          <w:b/>
+          <w:color w:val="000000"/>
+          <w:sz w:val="18"/>
+          <w:highlight w:val="lightGray"/>
+        </w:rPr>
+        <w:t>on</w:t>
+      </w:r>
+      <w:r>
+        <w:rPr>
+          <w:rFonts w:ascii="Arial" w:eastAsia="Arial" w:hAnsi="Arial"/>
+          <w:sz w:val="18"/>
+          <w:highlight w:val="lightGray"/>
+        </w:rPr>
+        <w:t xml:space="preserve"> [8/17/2025]</w:t>
       </w:r>
     </w:p>
     <w:p>
@@ -520,7 +599,7 @@
           <w:ilvl w:val="0"/>
           <w:numId w:val="1"/>
         </w:numPr>
-        <w:spacing w:before="240"/>
+        <w:spacing w:before="240" w:after="0" w:line="276" w:lineRule="auto"/>
         <w:rPr>
           <w:rFonts w:ascii="Roboto Mono" w:eastAsia="Roboto Mono" w:hAnsi="Roboto Mono" w:cs="Roboto Mono"/>
         </w:rPr>
@@ -546,6 +625,7 @@
           <w:ilvl w:val="1"/>
           <w:numId w:val="1"/>
         </w:numPr>
+        <w:spacing w:after="0" w:line="276" w:lineRule="auto"/>
         <w:rPr>
           <w:rFonts w:ascii="Roboto Mono" w:eastAsia="Roboto Mono" w:hAnsi="Roboto Mono" w:cs="Roboto Mono"/>
         </w:rPr>
@@ -569,6 +649,7 @@
           <w:ilvl w:val="0"/>
           <w:numId w:val="1"/>
         </w:numPr>
+        <w:spacing w:after="0" w:line="276" w:lineRule="auto"/>
         <w:rPr>
           <w:rFonts w:ascii="Roboto Mono" w:eastAsia="Roboto Mono" w:hAnsi="Roboto Mono" w:cs="Roboto Mono"/>
         </w:rPr>
@@ -594,6 +675,7 @@
           <w:ilvl w:val="1"/>
           <w:numId w:val="1"/>
         </w:numPr>
+        <w:spacing w:after="0" w:line="276" w:lineRule="auto"/>
         <w:rPr>
           <w:rFonts w:ascii="Roboto Mono" w:eastAsia="Roboto Mono" w:hAnsi="Roboto Mono" w:cs="Roboto Mono"/>
         </w:rPr>
@@ -617,6 +699,7 @@
           <w:ilvl w:val="0"/>
           <w:numId w:val="1"/>
         </w:numPr>
+        <w:spacing w:after="0" w:line="276" w:lineRule="auto"/>
         <w:rPr>
           <w:rFonts w:ascii="Roboto Mono" w:eastAsia="Roboto Mono" w:hAnsi="Roboto Mono" w:cs="Roboto Mono"/>
         </w:rPr>
@@ -642,6 +725,7 @@
           <w:ilvl w:val="1"/>
           <w:numId w:val="1"/>
         </w:numPr>
+        <w:spacing w:after="0" w:line="276" w:lineRule="auto"/>
         <w:rPr>
           <w:rFonts w:ascii="Roboto Mono" w:eastAsia="Roboto Mono" w:hAnsi="Roboto Mono" w:cs="Roboto Mono"/>
         </w:rPr>
@@ -665,6 +749,7 @@
           <w:ilvl w:val="0"/>
           <w:numId w:val="1"/>
         </w:numPr>
+        <w:spacing w:after="0" w:line="276" w:lineRule="auto"/>
         <w:rPr>
           <w:rFonts w:ascii="Roboto Mono" w:eastAsia="Roboto Mono" w:hAnsi="Roboto Mono" w:cs="Roboto Mono"/>
         </w:rPr>
@@ -690,6 +775,7 @@
           <w:ilvl w:val="1"/>
           <w:numId w:val="1"/>
         </w:numPr>
+        <w:spacing w:after="0" w:line="276" w:lineRule="auto"/>
         <w:rPr>
           <w:rFonts w:ascii="Roboto Mono" w:eastAsia="Roboto Mono" w:hAnsi="Roboto Mono" w:cs="Roboto Mono"/>
         </w:rPr>
@@ -713,6 +799,7 @@
           <w:ilvl w:val="0"/>
           <w:numId w:val="1"/>
         </w:numPr>
+        <w:spacing w:after="0" w:line="276" w:lineRule="auto"/>
         <w:rPr>
           <w:rFonts w:ascii="Roboto Mono" w:eastAsia="Roboto Mono" w:hAnsi="Roboto Mono" w:cs="Roboto Mono"/>
         </w:rPr>
@@ -738,6 +825,7 @@
           <w:ilvl w:val="1"/>
           <w:numId w:val="1"/>
         </w:numPr>
+        <w:spacing w:after="0" w:line="276" w:lineRule="auto"/>
         <w:rPr>
           <w:rFonts w:ascii="Roboto Mono" w:eastAsia="Roboto Mono" w:hAnsi="Roboto Mono" w:cs="Roboto Mono"/>
         </w:rPr>
@@ -761,6 +849,7 @@
           <w:ilvl w:val="0"/>
           <w:numId w:val="1"/>
         </w:numPr>
+        <w:spacing w:after="0" w:line="276" w:lineRule="auto"/>
         <w:rPr>
           <w:rFonts w:ascii="Roboto Mono" w:eastAsia="Roboto Mono" w:hAnsi="Roboto Mono" w:cs="Roboto Mono"/>
         </w:rPr>
@@ -786,7 +875,7 @@
           <w:ilvl w:val="1"/>
           <w:numId w:val="1"/>
         </w:numPr>
-        <w:spacing w:after="240"/>
+        <w:spacing w:after="240" w:line="276" w:lineRule="auto"/>
         <w:rPr>
           <w:rFonts w:ascii="Roboto Mono" w:eastAsia="Roboto Mono" w:hAnsi="Roboto Mono" w:cs="Roboto Mono"/>
         </w:rPr>
@@ -806,7 +895,7 @@
     </w:p>
     <w:p>
       <w:r>
-        <w:pict w14:anchorId="02A24D8D">
+        <w:pict w14:anchorId="2FEC5787">
           <v:rect id="_x0000_i1027" style="width:0;height:1.5pt" o:hralign="center" o:hrstd="t" o:hr="t" fillcolor="#a0a0a0" stroked="f"/>
         </w:pict>
       </w:r>
@@ -843,51 +932,77 @@
       </w:pPr>
       <w:r>
         <w:rPr>
-          <w:b/>
-          <w:shd w:val="clear" w:color="auto" w:fill="B7B7B7"/>
-        </w:rPr>
-        <w:t># Source</w:t>
-      </w:r>
-      <w:r>
-        <w:rPr>
-          <w:shd w:val="clear" w:color="auto" w:fill="B7B7B7"/>
-        </w:rPr>
-        <w:t xml:space="preserve">: </w:t>
-      </w:r>
-      <w:r>
-        <w:rPr>
-          <w:b/>
-          <w:shd w:val="clear" w:color="auto" w:fill="B7B7B7"/>
-        </w:rPr>
-        <w:t xml:space="preserve">Chatgpt </w:t>
-      </w:r>
-      <w:r>
-        <w:rPr>
-          <w:b/>
-          <w:sz w:val="14"/>
-          <w:szCs w:val="14"/>
-          <w:shd w:val="clear" w:color="auto" w:fill="B7B7B7"/>
-        </w:rPr>
-        <w:t>(GPT</w:t>
-      </w:r>
-      <w:r>
-        <w:rPr>
-          <w:rFonts w:ascii="Cambria Math" w:hAnsi="Cambria Math" w:cs="Cambria Math"/>
-          <w:b/>
-          <w:sz w:val="14"/>
-          <w:szCs w:val="14"/>
-          <w:shd w:val="clear" w:color="auto" w:fill="B7B7B7"/>
+          <w:rFonts w:ascii="Arial" w:eastAsia="Arial" w:hAnsi="Arial" w:cs="Arial"/>
+          <w:b/>
+          <w:color w:val="000000"/>
+          <w:sz w:val="18"/>
+          <w:highlight w:val="lightGray"/>
+        </w:rPr>
+        <w:t># Source: AI Source: Provided by: [Data Path</w:t>
+      </w:r>
+      <w:r>
+        <w:rPr>
+          <w:rFonts w:ascii="Arial" w:eastAsia="Arial" w:hAnsi="Arial" w:cs="Arial"/>
+          <w:color w:val="000000"/>
+          <w:sz w:val="18"/>
+          <w:highlight w:val="lightGray"/>
+        </w:rPr>
+        <w:t xml:space="preserve">: Persons Table -&gt; ID Column: 1, Name_En Column: Motasem Essam] -&gt; </w:t>
+      </w:r>
+      <w:r>
+        <w:rPr>
+          <w:rFonts w:ascii="Arial" w:eastAsia="Arial" w:hAnsi="Arial" w:cs="Arial"/>
+          <w:b/>
+          <w:color w:val="000000"/>
+          <w:sz w:val="18"/>
+          <w:highlight w:val="lightGray"/>
+        </w:rPr>
+        <w:t>From:</w:t>
+      </w:r>
+      <w:r>
+        <w:rPr>
+          <w:rFonts w:ascii="Arial" w:eastAsia="Arial" w:hAnsi="Arial" w:cs="Arial"/>
+          <w:color w:val="000000"/>
+          <w:sz w:val="18"/>
+          <w:highlight w:val="lightGray"/>
+        </w:rPr>
+        <w:t xml:space="preserve"> [Chatgpt (GPT</w:t>
+      </w:r>
+      <w:r>
+        <w:rPr>
+          <w:rFonts w:ascii="Arial" w:eastAsia="Arial" w:hAnsi="Arial" w:cs="Cambria Math"/>
+          <w:color w:val="000000"/>
+          <w:sz w:val="18"/>
+          <w:highlight w:val="lightGray"/>
         </w:rPr>
         <w:t>‑</w:t>
       </w:r>
       <w:r>
         <w:rPr>
-          <w:b/>
-          <w:sz w:val="14"/>
-          <w:szCs w:val="14"/>
-          <w:shd w:val="clear" w:color="auto" w:fill="B7B7B7"/>
-        </w:rPr>
-        <w:t>5 Mini) at [8/17/2025]</w:t>
+          <w:rFonts w:ascii="Arial" w:eastAsia="Arial" w:hAnsi="Arial" w:cs="Arial"/>
+          <w:color w:val="000000"/>
+          <w:sz w:val="18"/>
+          <w:highlight w:val="lightGray"/>
+        </w:rPr>
+        <w:t xml:space="preserve">5 Mini)] </w:t>
+      </w:r>
+      <w:r>
+        <w:rPr>
+          <w:rFonts w:ascii="Arial" w:eastAsia="Arial" w:hAnsi="Arial" w:cs="Arial"/>
+          <w:b/>
+          <w:color w:val="000000"/>
+          <w:sz w:val="18"/>
+          <w:highlight w:val="lightGray"/>
+        </w:rPr>
+        <w:t>on</w:t>
+      </w:r>
+      <w:r>
+        <w:rPr>
+          <w:rFonts w:ascii="Arial" w:eastAsia="Arial" w:hAnsi="Arial"/>
+          <w:sz w:val="18"/>
+          <w:highlight w:val="lightGray"/>
+        </w:rPr>
+        <w:t xml:space="preserve"> [8/17/2025]</w:t>
       </w:r>
     </w:p>
     <w:p>
@@ -895,9 +1010,8 @@
         <w:rPr>
           <w:noProof/>
         </w:rPr>
-        <w:lastRenderedPageBreak/>
         <w:drawing>
-          <wp:inline distT="114300" distB="114300" distL="114300" distR="114300" wp14:anchorId="78D84D11" wp14:editId="1D1183BB">
+          <wp:inline distT="114300" distB="114300" distL="114300" distR="114300" wp14:anchorId="14D135CF" wp14:editId="390A12DA">
             <wp:extent cx="5943600" cy="1270000"/>
             <wp:effectExtent l="0" t="0" r="0" b="0"/>
             <wp:docPr id="1" name="image1.png"/>
@@ -988,7 +1102,7 @@
           <w:ilvl w:val="0"/>
           <w:numId w:val="9"/>
         </w:numPr>
-        <w:spacing w:before="240" w:after="240"/>
+        <w:spacing w:before="240" w:after="240" w:line="276" w:lineRule="auto"/>
       </w:pPr>
       <w:r>
         <w:rPr>
@@ -1023,7 +1137,7 @@
           <w:ilvl w:val="0"/>
           <w:numId w:val="8"/>
         </w:numPr>
-        <w:spacing w:before="240"/>
+        <w:spacing w:before="240" w:after="0" w:line="276" w:lineRule="auto"/>
       </w:pPr>
       <w:r>
         <w:t xml:space="preserve">Ensure both </w:t>
@@ -1076,7 +1190,7 @@
           <w:ilvl w:val="0"/>
           <w:numId w:val="8"/>
         </w:numPr>
-        <w:spacing w:after="240"/>
+        <w:spacing w:after="240" w:line="276" w:lineRule="auto"/>
       </w:pPr>
       <w:r>
         <w:t>Coverage goal: 100% branch coverage.</w:t>
@@ -1087,7 +1201,7 @@
     </w:p>
     <w:p>
       <w:r>
-        <w:pict w14:anchorId="2785D1D2">
+        <w:pict w14:anchorId="18E6A4A5">
           <v:rect id="_x0000_i1028" style="width:0;height:1.5pt" o:hralign="center" o:hrstd="t" o:hr="t" fillcolor="#a0a0a0" stroked="f"/>
         </w:pict>
       </w:r>
@@ -1121,51 +1235,77 @@
       </w:pPr>
       <w:r>
         <w:rPr>
-          <w:b/>
-          <w:shd w:val="clear" w:color="auto" w:fill="B7B7B7"/>
-        </w:rPr>
-        <w:t># Source</w:t>
-      </w:r>
-      <w:r>
-        <w:rPr>
-          <w:shd w:val="clear" w:color="auto" w:fill="B7B7B7"/>
-        </w:rPr>
-        <w:t xml:space="preserve">: </w:t>
-      </w:r>
-      <w:r>
-        <w:rPr>
-          <w:b/>
-          <w:shd w:val="clear" w:color="auto" w:fill="B7B7B7"/>
-        </w:rPr>
-        <w:t xml:space="preserve">Chatgpt </w:t>
-      </w:r>
-      <w:r>
-        <w:rPr>
-          <w:b/>
-          <w:sz w:val="14"/>
-          <w:szCs w:val="14"/>
-          <w:shd w:val="clear" w:color="auto" w:fill="B7B7B7"/>
-        </w:rPr>
-        <w:t>(GPT</w:t>
-      </w:r>
-      <w:r>
-        <w:rPr>
-          <w:rFonts w:ascii="Cambria Math" w:hAnsi="Cambria Math" w:cs="Cambria Math"/>
-          <w:b/>
-          <w:sz w:val="14"/>
-          <w:szCs w:val="14"/>
-          <w:shd w:val="clear" w:color="auto" w:fill="B7B7B7"/>
+          <w:rFonts w:ascii="Arial" w:eastAsia="Arial" w:hAnsi="Arial" w:cs="Arial"/>
+          <w:b/>
+          <w:color w:val="000000"/>
+          <w:sz w:val="18"/>
+          <w:highlight w:val="lightGray"/>
+        </w:rPr>
+        <w:t># Source: AI Source: Provided by: [Data Path</w:t>
+      </w:r>
+      <w:r>
+        <w:rPr>
+          <w:rFonts w:ascii="Arial" w:eastAsia="Arial" w:hAnsi="Arial" w:cs="Arial"/>
+          <w:color w:val="000000"/>
+          <w:sz w:val="18"/>
+          <w:highlight w:val="lightGray"/>
+        </w:rPr>
+        <w:t xml:space="preserve">: Persons Table -&gt; ID Column: 1, Name_En Column: Motasem Essam] -&gt; </w:t>
+      </w:r>
+      <w:r>
+        <w:rPr>
+          <w:rFonts w:ascii="Arial" w:eastAsia="Arial" w:hAnsi="Arial" w:cs="Arial"/>
+          <w:b/>
+          <w:color w:val="000000"/>
+          <w:sz w:val="18"/>
+          <w:highlight w:val="lightGray"/>
+        </w:rPr>
+        <w:t>From:</w:t>
+      </w:r>
+      <w:r>
+        <w:rPr>
+          <w:rFonts w:ascii="Arial" w:eastAsia="Arial" w:hAnsi="Arial" w:cs="Arial"/>
+          <w:color w:val="000000"/>
+          <w:sz w:val="18"/>
+          <w:highlight w:val="lightGray"/>
+        </w:rPr>
+        <w:t xml:space="preserve"> [Chatgpt (GPT</w:t>
+      </w:r>
+      <w:r>
+        <w:rPr>
+          <w:rFonts w:ascii="Arial" w:eastAsia="Arial" w:hAnsi="Arial" w:cs="Cambria Math"/>
+          <w:color w:val="000000"/>
+          <w:sz w:val="18"/>
+          <w:highlight w:val="lightGray"/>
         </w:rPr>
         <w:t>‑</w:t>
       </w:r>
       <w:r>
         <w:rPr>
-          <w:b/>
-          <w:sz w:val="14"/>
-          <w:szCs w:val="14"/>
-          <w:shd w:val="clear" w:color="auto" w:fill="B7B7B7"/>
-        </w:rPr>
-        <w:t>5 Mini) at [8/17/2025]</w:t>
+          <w:rFonts w:ascii="Arial" w:eastAsia="Arial" w:hAnsi="Arial" w:cs="Arial"/>
+          <w:color w:val="000000"/>
+          <w:sz w:val="18"/>
+          <w:highlight w:val="lightGray"/>
+        </w:rPr>
+        <w:t xml:space="preserve">5 Mini)] </w:t>
+      </w:r>
+      <w:r>
+        <w:rPr>
+          <w:rFonts w:ascii="Arial" w:eastAsia="Arial" w:hAnsi="Arial" w:cs="Arial"/>
+          <w:b/>
+          <w:color w:val="000000"/>
+          <w:sz w:val="18"/>
+          <w:highlight w:val="lightGray"/>
+        </w:rPr>
+        <w:t>on</w:t>
+      </w:r>
+      <w:r>
+        <w:rPr>
+          <w:rFonts w:ascii="Arial" w:eastAsia="Arial" w:hAnsi="Arial"/>
+          <w:sz w:val="18"/>
+          <w:highlight w:val="lightGray"/>
+        </w:rPr>
+        <w:t xml:space="preserve"> [8/17/2025]</w:t>
       </w:r>
     </w:p>
     <w:p>
@@ -1174,7 +1314,7 @@
           <w:ilvl w:val="0"/>
           <w:numId w:val="5"/>
         </w:numPr>
-        <w:spacing w:before="240"/>
+        <w:spacing w:before="240" w:after="0" w:line="276" w:lineRule="auto"/>
       </w:pPr>
       <w:r>
         <w:rPr>
@@ -1208,6 +1348,7 @@
           <w:ilvl w:val="0"/>
           <w:numId w:val="5"/>
         </w:numPr>
+        <w:spacing w:after="0" w:line="276" w:lineRule="auto"/>
         <w:rPr>
           <w:rFonts w:ascii="Roboto Mono" w:eastAsia="Roboto Mono" w:hAnsi="Roboto Mono" w:cs="Roboto Mono"/>
         </w:rPr>
@@ -1231,7 +1372,7 @@
           <w:ilvl w:val="0"/>
           <w:numId w:val="5"/>
         </w:numPr>
-        <w:spacing w:after="240"/>
+        <w:spacing w:after="240" w:line="276" w:lineRule="auto"/>
         <w:rPr>
           <w:rFonts w:ascii="Roboto Mono" w:eastAsia="Roboto Mono" w:hAnsi="Roboto Mono" w:cs="Roboto Mono"/>
         </w:rPr>
@@ -1277,51 +1418,77 @@
       </w:pPr>
       <w:r>
         <w:rPr>
-          <w:b/>
-          <w:shd w:val="clear" w:color="auto" w:fill="B7B7B7"/>
-        </w:rPr>
-        <w:t># Source</w:t>
-      </w:r>
-      <w:r>
-        <w:rPr>
-          <w:shd w:val="clear" w:color="auto" w:fill="B7B7B7"/>
-        </w:rPr>
-        <w:t xml:space="preserve">: </w:t>
-      </w:r>
-      <w:r>
-        <w:rPr>
-          <w:b/>
-          <w:shd w:val="clear" w:color="auto" w:fill="B7B7B7"/>
-        </w:rPr>
-        <w:t xml:space="preserve">Chatgpt </w:t>
-      </w:r>
-      <w:r>
-        <w:rPr>
-          <w:b/>
-          <w:sz w:val="14"/>
-          <w:szCs w:val="14"/>
-          <w:shd w:val="clear" w:color="auto" w:fill="B7B7B7"/>
-        </w:rPr>
-        <w:t>(GPT</w:t>
-      </w:r>
-      <w:r>
-        <w:rPr>
-          <w:rFonts w:ascii="Cambria Math" w:hAnsi="Cambria Math" w:cs="Cambria Math"/>
-          <w:b/>
-          <w:sz w:val="14"/>
-          <w:szCs w:val="14"/>
-          <w:shd w:val="clear" w:color="auto" w:fill="B7B7B7"/>
+          <w:rFonts w:ascii="Arial" w:eastAsia="Arial" w:hAnsi="Arial" w:cs="Arial"/>
+          <w:b/>
+          <w:color w:val="000000"/>
+          <w:sz w:val="18"/>
+          <w:highlight w:val="lightGray"/>
+        </w:rPr>
+        <w:t># Source: AI Source: Provided by: [Data Path</w:t>
+      </w:r>
+      <w:r>
+        <w:rPr>
+          <w:rFonts w:ascii="Arial" w:eastAsia="Arial" w:hAnsi="Arial" w:cs="Arial"/>
+          <w:color w:val="000000"/>
+          <w:sz w:val="18"/>
+          <w:highlight w:val="lightGray"/>
+        </w:rPr>
+        <w:t xml:space="preserve">: Persons Table -&gt; ID Column: 1, Name_En Column: Motasem Essam] -&gt; </w:t>
+      </w:r>
+      <w:r>
+        <w:rPr>
+          <w:rFonts w:ascii="Arial" w:eastAsia="Arial" w:hAnsi="Arial" w:cs="Arial"/>
+          <w:b/>
+          <w:color w:val="000000"/>
+          <w:sz w:val="18"/>
+          <w:highlight w:val="lightGray"/>
+        </w:rPr>
+        <w:t>From:</w:t>
+      </w:r>
+      <w:r>
+        <w:rPr>
+          <w:rFonts w:ascii="Arial" w:eastAsia="Arial" w:hAnsi="Arial" w:cs="Arial"/>
+          <w:color w:val="000000"/>
+          <w:sz w:val="18"/>
+          <w:highlight w:val="lightGray"/>
+        </w:rPr>
+        <w:t xml:space="preserve"> [Chatgpt (GPT</w:t>
+      </w:r>
+      <w:r>
+        <w:rPr>
+          <w:rFonts w:ascii="Arial" w:eastAsia="Arial" w:hAnsi="Arial" w:cs="Cambria Math"/>
+          <w:color w:val="000000"/>
+          <w:sz w:val="18"/>
+          <w:highlight w:val="lightGray"/>
         </w:rPr>
         <w:t>‑</w:t>
       </w:r>
       <w:r>
         <w:rPr>
-          <w:b/>
-          <w:sz w:val="14"/>
-          <w:szCs w:val="14"/>
-          <w:shd w:val="clear" w:color="auto" w:fill="B7B7B7"/>
-        </w:rPr>
-        <w:t>5 Mini) at [8/17/2025]</w:t>
+          <w:rFonts w:ascii="Arial" w:eastAsia="Arial" w:hAnsi="Arial" w:cs="Arial"/>
+          <w:color w:val="000000"/>
+          <w:sz w:val="18"/>
+          <w:highlight w:val="lightGray"/>
+        </w:rPr>
+        <w:t xml:space="preserve">5 Mini)] </w:t>
+      </w:r>
+      <w:r>
+        <w:rPr>
+          <w:rFonts w:ascii="Arial" w:eastAsia="Arial" w:hAnsi="Arial" w:cs="Arial"/>
+          <w:b/>
+          <w:color w:val="000000"/>
+          <w:sz w:val="18"/>
+          <w:highlight w:val="lightGray"/>
+        </w:rPr>
+        <w:t>on</w:t>
+      </w:r>
+      <w:r>
+        <w:rPr>
+          <w:rFonts w:ascii="Arial" w:eastAsia="Arial" w:hAnsi="Arial"/>
+          <w:sz w:val="18"/>
+          <w:highlight w:val="lightGray"/>
+        </w:rPr>
+        <w:t xml:space="preserve"> [8/17/2025]</w:t>
       </w:r>
     </w:p>
     <w:p>
@@ -1330,13 +1497,12 @@
           <w:ilvl w:val="0"/>
           <w:numId w:val="6"/>
         </w:numPr>
-        <w:spacing w:before="240"/>
-      </w:pPr>
-      <w:r>
-        <w:rPr>
-          <w:rFonts w:ascii="Roboto Mono" w:eastAsia="Roboto Mono" w:hAnsi="Roboto Mono" w:cs="Roboto Mono"/>
-        </w:rPr>
-        <w:lastRenderedPageBreak/>
+        <w:spacing w:before="240" w:after="0" w:line="276" w:lineRule="auto"/>
+      </w:pPr>
+      <w:r>
+        <w:rPr>
+          <w:rFonts w:ascii="Roboto Mono" w:eastAsia="Roboto Mono" w:hAnsi="Roboto Mono" w:cs="Roboto Mono"/>
+        </w:rPr>
         <w:t xml:space="preserve">Requires </w:t>
       </w:r>
       <w:r>
@@ -1365,7 +1531,7 @@
           <w:ilvl w:val="0"/>
           <w:numId w:val="6"/>
         </w:numPr>
-        <w:spacing w:after="240"/>
+        <w:spacing w:after="240" w:line="276" w:lineRule="auto"/>
       </w:pPr>
       <w:r>
         <w:rPr>
@@ -1435,51 +1601,77 @@
       </w:pPr>
       <w:r>
         <w:rPr>
-          <w:b/>
-          <w:shd w:val="clear" w:color="auto" w:fill="B7B7B7"/>
-        </w:rPr>
-        <w:t># Source</w:t>
-      </w:r>
-      <w:r>
-        <w:rPr>
-          <w:shd w:val="clear" w:color="auto" w:fill="B7B7B7"/>
-        </w:rPr>
-        <w:t xml:space="preserve">: </w:t>
-      </w:r>
-      <w:r>
-        <w:rPr>
-          <w:b/>
-          <w:shd w:val="clear" w:color="auto" w:fill="B7B7B7"/>
-        </w:rPr>
-        <w:t xml:space="preserve">Chatgpt </w:t>
-      </w:r>
-      <w:r>
-        <w:rPr>
-          <w:b/>
-          <w:sz w:val="14"/>
-          <w:szCs w:val="14"/>
-          <w:shd w:val="clear" w:color="auto" w:fill="B7B7B7"/>
-        </w:rPr>
-        <w:t>(GPT</w:t>
-      </w:r>
-      <w:r>
-        <w:rPr>
-          <w:rFonts w:ascii="Cambria Math" w:hAnsi="Cambria Math" w:cs="Cambria Math"/>
-          <w:b/>
-          <w:sz w:val="14"/>
-          <w:szCs w:val="14"/>
-          <w:shd w:val="clear" w:color="auto" w:fill="B7B7B7"/>
+          <w:rFonts w:ascii="Arial" w:eastAsia="Arial" w:hAnsi="Arial" w:cs="Arial"/>
+          <w:b/>
+          <w:color w:val="000000"/>
+          <w:sz w:val="18"/>
+          <w:highlight w:val="lightGray"/>
+        </w:rPr>
+        <w:t># Source: AI Source: Provided by: [Data Path</w:t>
+      </w:r>
+      <w:r>
+        <w:rPr>
+          <w:rFonts w:ascii="Arial" w:eastAsia="Arial" w:hAnsi="Arial" w:cs="Arial"/>
+          <w:color w:val="000000"/>
+          <w:sz w:val="18"/>
+          <w:highlight w:val="lightGray"/>
+        </w:rPr>
+        <w:t xml:space="preserve">: Persons Table -&gt; ID Column: 1, Name_En Column: Motasem Essam] -&gt; </w:t>
+      </w:r>
+      <w:r>
+        <w:rPr>
+          <w:rFonts w:ascii="Arial" w:eastAsia="Arial" w:hAnsi="Arial" w:cs="Arial"/>
+          <w:b/>
+          <w:color w:val="000000"/>
+          <w:sz w:val="18"/>
+          <w:highlight w:val="lightGray"/>
+        </w:rPr>
+        <w:t>From:</w:t>
+      </w:r>
+      <w:r>
+        <w:rPr>
+          <w:rFonts w:ascii="Arial" w:eastAsia="Arial" w:hAnsi="Arial" w:cs="Arial"/>
+          <w:color w:val="000000"/>
+          <w:sz w:val="18"/>
+          <w:highlight w:val="lightGray"/>
+        </w:rPr>
+        <w:t xml:space="preserve"> [Chatgpt (GPT</w:t>
+      </w:r>
+      <w:r>
+        <w:rPr>
+          <w:rFonts w:ascii="Arial" w:eastAsia="Arial" w:hAnsi="Arial" w:cs="Cambria Math"/>
+          <w:color w:val="000000"/>
+          <w:sz w:val="18"/>
+          <w:highlight w:val="lightGray"/>
         </w:rPr>
         <w:t>‑</w:t>
       </w:r>
       <w:r>
         <w:rPr>
-          <w:b/>
-          <w:sz w:val="14"/>
-          <w:szCs w:val="14"/>
-          <w:shd w:val="clear" w:color="auto" w:fill="B7B7B7"/>
-        </w:rPr>
-        <w:t>5 Mini) at [8/17/2025]</w:t>
+          <w:rFonts w:ascii="Arial" w:eastAsia="Arial" w:hAnsi="Arial" w:cs="Arial"/>
+          <w:color w:val="000000"/>
+          <w:sz w:val="18"/>
+          <w:highlight w:val="lightGray"/>
+        </w:rPr>
+        <w:t xml:space="preserve">5 Mini)] </w:t>
+      </w:r>
+      <w:r>
+        <w:rPr>
+          <w:rFonts w:ascii="Arial" w:eastAsia="Arial" w:hAnsi="Arial" w:cs="Arial"/>
+          <w:b/>
+          <w:color w:val="000000"/>
+          <w:sz w:val="18"/>
+          <w:highlight w:val="lightGray"/>
+        </w:rPr>
+        <w:t>on</w:t>
+      </w:r>
+      <w:r>
+        <w:rPr>
+          <w:rFonts w:ascii="Arial" w:eastAsia="Arial" w:hAnsi="Arial"/>
+          <w:sz w:val="18"/>
+          <w:highlight w:val="lightGray"/>
+        </w:rPr>
+        <w:t xml:space="preserve"> [8/17/2025]</w:t>
       </w:r>
     </w:p>
     <w:p>
@@ -1488,7 +1680,7 @@
           <w:ilvl w:val="0"/>
           <w:numId w:val="2"/>
         </w:numPr>
-        <w:spacing w:before="240"/>
+        <w:spacing w:before="240" w:after="0" w:line="276" w:lineRule="auto"/>
       </w:pPr>
       <w:r>
         <w:rPr>
@@ -1522,6 +1714,7 @@
           <w:ilvl w:val="0"/>
           <w:numId w:val="2"/>
         </w:numPr>
+        <w:spacing w:after="0" w:line="276" w:lineRule="auto"/>
       </w:pPr>
       <w:r>
         <w:rPr>
@@ -1555,6 +1748,7 @@
           <w:ilvl w:val="0"/>
           <w:numId w:val="2"/>
         </w:numPr>
+        <w:spacing w:after="0" w:line="276" w:lineRule="auto"/>
         <w:rPr>
           <w:rFonts w:ascii="Roboto Mono" w:eastAsia="Roboto Mono" w:hAnsi="Roboto Mono" w:cs="Roboto Mono"/>
         </w:rPr>
@@ -1578,6 +1772,7 @@
           <w:ilvl w:val="1"/>
           <w:numId w:val="2"/>
         </w:numPr>
+        <w:spacing w:after="0" w:line="276" w:lineRule="auto"/>
         <w:rPr>
           <w:rFonts w:ascii="Roboto Mono" w:eastAsia="Roboto Mono" w:hAnsi="Roboto Mono" w:cs="Roboto Mono"/>
         </w:rPr>
@@ -1601,6 +1796,7 @@
           <w:ilvl w:val="1"/>
           <w:numId w:val="2"/>
         </w:numPr>
+        <w:spacing w:after="0" w:line="276" w:lineRule="auto"/>
         <w:rPr>
           <w:rFonts w:ascii="Roboto Mono" w:eastAsia="Roboto Mono" w:hAnsi="Roboto Mono" w:cs="Roboto Mono"/>
         </w:rPr>
@@ -1624,6 +1820,7 @@
           <w:ilvl w:val="1"/>
           <w:numId w:val="2"/>
         </w:numPr>
+        <w:spacing w:after="0" w:line="276" w:lineRule="auto"/>
         <w:rPr>
           <w:rFonts w:ascii="Roboto Mono" w:eastAsia="Roboto Mono" w:hAnsi="Roboto Mono" w:cs="Roboto Mono"/>
         </w:rPr>
@@ -1647,6 +1844,7 @@
           <w:ilvl w:val="1"/>
           <w:numId w:val="2"/>
         </w:numPr>
+        <w:spacing w:after="0" w:line="276" w:lineRule="auto"/>
         <w:rPr>
           <w:rFonts w:ascii="Roboto Mono" w:eastAsia="Roboto Mono" w:hAnsi="Roboto Mono" w:cs="Roboto Mono"/>
         </w:rPr>
@@ -1670,6 +1868,7 @@
           <w:ilvl w:val="1"/>
           <w:numId w:val="2"/>
         </w:numPr>
+        <w:spacing w:after="0" w:line="276" w:lineRule="auto"/>
         <w:rPr>
           <w:rFonts w:ascii="Roboto Mono" w:eastAsia="Roboto Mono" w:hAnsi="Roboto Mono" w:cs="Roboto Mono"/>
         </w:rPr>
@@ -1693,7 +1892,7 @@
           <w:ilvl w:val="1"/>
           <w:numId w:val="2"/>
         </w:numPr>
-        <w:spacing w:after="240"/>
+        <w:spacing w:after="240" w:line="276" w:lineRule="auto"/>
       </w:pPr>
       <w:r>
         <w:rPr>
@@ -1707,7 +1906,7 @@
     </w:p>
     <w:p>
       <w:r>
-        <w:pict w14:anchorId="53CF3696">
+        <w:pict w14:anchorId="6347162C">
           <v:rect id="_x0000_i1029" style="width:0;height:1.5pt" o:hralign="center" o:hrstd="t" o:hr="t" fillcolor="#a0a0a0" stroked="f"/>
         </w:pict>
       </w:r>
@@ -1743,51 +1942,77 @@
       </w:pPr>
       <w:r>
         <w:rPr>
-          <w:b/>
-          <w:shd w:val="clear" w:color="auto" w:fill="B7B7B7"/>
-        </w:rPr>
-        <w:t># Source</w:t>
-      </w:r>
-      <w:r>
-        <w:rPr>
-          <w:shd w:val="clear" w:color="auto" w:fill="B7B7B7"/>
-        </w:rPr>
-        <w:t xml:space="preserve">: </w:t>
-      </w:r>
-      <w:r>
-        <w:rPr>
-          <w:b/>
-          <w:shd w:val="clear" w:color="auto" w:fill="B7B7B7"/>
-        </w:rPr>
-        <w:t xml:space="preserve">Chatgpt </w:t>
-      </w:r>
-      <w:r>
-        <w:rPr>
-          <w:b/>
-          <w:sz w:val="14"/>
-          <w:szCs w:val="14"/>
-          <w:shd w:val="clear" w:color="auto" w:fill="B7B7B7"/>
-        </w:rPr>
-        <w:t>(GPT</w:t>
-      </w:r>
-      <w:r>
-        <w:rPr>
-          <w:rFonts w:ascii="Cambria Math" w:hAnsi="Cambria Math" w:cs="Cambria Math"/>
-          <w:b/>
-          <w:sz w:val="14"/>
-          <w:szCs w:val="14"/>
-          <w:shd w:val="clear" w:color="auto" w:fill="B7B7B7"/>
+          <w:rFonts w:ascii="Arial" w:eastAsia="Arial" w:hAnsi="Arial" w:cs="Arial"/>
+          <w:b/>
+          <w:color w:val="000000"/>
+          <w:sz w:val="18"/>
+          <w:highlight w:val="lightGray"/>
+        </w:rPr>
+        <w:t># Source: AI Source: Provided by: [Data Path</w:t>
+      </w:r>
+      <w:r>
+        <w:rPr>
+          <w:rFonts w:ascii="Arial" w:eastAsia="Arial" w:hAnsi="Arial" w:cs="Arial"/>
+          <w:color w:val="000000"/>
+          <w:sz w:val="18"/>
+          <w:highlight w:val="lightGray"/>
+        </w:rPr>
+        <w:t xml:space="preserve">: Persons Table -&gt; ID Column: 1, Name_En Column: Motasem Essam] -&gt; </w:t>
+      </w:r>
+      <w:r>
+        <w:rPr>
+          <w:rFonts w:ascii="Arial" w:eastAsia="Arial" w:hAnsi="Arial" w:cs="Arial"/>
+          <w:b/>
+          <w:color w:val="000000"/>
+          <w:sz w:val="18"/>
+          <w:highlight w:val="lightGray"/>
+        </w:rPr>
+        <w:t>From:</w:t>
+      </w:r>
+      <w:r>
+        <w:rPr>
+          <w:rFonts w:ascii="Arial" w:eastAsia="Arial" w:hAnsi="Arial" w:cs="Arial"/>
+          <w:color w:val="000000"/>
+          <w:sz w:val="18"/>
+          <w:highlight w:val="lightGray"/>
+        </w:rPr>
+        <w:t xml:space="preserve"> [Chatgpt (GPT</w:t>
+      </w:r>
+      <w:r>
+        <w:rPr>
+          <w:rFonts w:ascii="Arial" w:eastAsia="Arial" w:hAnsi="Arial" w:cs="Cambria Math"/>
+          <w:color w:val="000000"/>
+          <w:sz w:val="18"/>
+          <w:highlight w:val="lightGray"/>
         </w:rPr>
         <w:t>‑</w:t>
       </w:r>
       <w:r>
         <w:rPr>
-          <w:b/>
-          <w:sz w:val="14"/>
-          <w:szCs w:val="14"/>
-          <w:shd w:val="clear" w:color="auto" w:fill="B7B7B7"/>
-        </w:rPr>
-        <w:t>5 Mini) at [8/17/2025]</w:t>
+          <w:rFonts w:ascii="Arial" w:eastAsia="Arial" w:hAnsi="Arial" w:cs="Arial"/>
+          <w:color w:val="000000"/>
+          <w:sz w:val="18"/>
+          <w:highlight w:val="lightGray"/>
+        </w:rPr>
+        <w:t xml:space="preserve">5 Mini)] </w:t>
+      </w:r>
+      <w:r>
+        <w:rPr>
+          <w:rFonts w:ascii="Arial" w:eastAsia="Arial" w:hAnsi="Arial" w:cs="Arial"/>
+          <w:b/>
+          <w:color w:val="000000"/>
+          <w:sz w:val="18"/>
+          <w:highlight w:val="lightGray"/>
+        </w:rPr>
+        <w:t>on</w:t>
+      </w:r>
+      <w:r>
+        <w:rPr>
+          <w:rFonts w:ascii="Arial" w:eastAsia="Arial" w:hAnsi="Arial"/>
+          <w:sz w:val="18"/>
+          <w:highlight w:val="lightGray"/>
+        </w:rPr>
+        <w:t xml:space="preserve"> [8/17/2025]</w:t>
       </w:r>
     </w:p>
     <w:p>
@@ -1796,7 +2021,7 @@
           <w:ilvl w:val="0"/>
           <w:numId w:val="7"/>
         </w:numPr>
-        <w:spacing w:before="240"/>
+        <w:spacing w:before="240" w:after="0" w:line="276" w:lineRule="auto"/>
       </w:pPr>
       <w:r>
         <w:rPr>
@@ -1843,12 +2068,12 @@
           <w:ilvl w:val="0"/>
           <w:numId w:val="7"/>
         </w:numPr>
-      </w:pPr>
-      <w:r>
-        <w:rPr>
-          <w:rFonts w:ascii="Roboto Mono" w:eastAsia="Roboto Mono" w:hAnsi="Roboto Mono" w:cs="Roboto Mono"/>
-        </w:rPr>
-        <w:lastRenderedPageBreak/>
+        <w:spacing w:after="0" w:line="276" w:lineRule="auto"/>
+      </w:pPr>
+      <w:r>
+        <w:rPr>
+          <w:rFonts w:ascii="Roboto Mono" w:eastAsia="Roboto Mono" w:hAnsi="Roboto Mono" w:cs="Roboto Mono"/>
+        </w:rPr>
         <w:t xml:space="preserve">White-box includes </w:t>
       </w:r>
       <w:r>
@@ -1877,6 +2102,7 @@
           <w:ilvl w:val="1"/>
           <w:numId w:val="7"/>
         </w:numPr>
+        <w:spacing w:after="0" w:line="276" w:lineRule="auto"/>
         <w:rPr>
           <w:rFonts w:ascii="Roboto Mono" w:eastAsia="Roboto Mono" w:hAnsi="Roboto Mono" w:cs="Roboto Mono"/>
         </w:rPr>
@@ -1900,6 +2126,7 @@
           <w:ilvl w:val="1"/>
           <w:numId w:val="7"/>
         </w:numPr>
+        <w:spacing w:after="0" w:line="276" w:lineRule="auto"/>
         <w:rPr>
           <w:rFonts w:ascii="Roboto Mono" w:eastAsia="Roboto Mono" w:hAnsi="Roboto Mono" w:cs="Roboto Mono"/>
         </w:rPr>
@@ -1923,7 +2150,7 @@
           <w:ilvl w:val="1"/>
           <w:numId w:val="7"/>
         </w:numPr>
-        <w:spacing w:after="240"/>
+        <w:spacing w:after="240" w:line="276" w:lineRule="auto"/>
       </w:pPr>
       <w:r>
         <w:rPr>
@@ -1937,7 +2164,7 @@
     </w:p>
     <w:p>
       <w:r>
-        <w:pict w14:anchorId="4F6E0C68">
+        <w:pict w14:anchorId="392A73B8">
           <v:rect id="_x0000_i1030" style="width:0;height:1.5pt" o:hralign="center" o:hrstd="t" o:hr="t" fillcolor="#a0a0a0" stroked="f"/>
         </w:pict>
       </w:r>
@@ -1961,51 +2188,77 @@
       </w:pPr>
       <w:r>
         <w:rPr>
-          <w:b/>
-          <w:shd w:val="clear" w:color="auto" w:fill="B7B7B7"/>
-        </w:rPr>
-        <w:t># Source</w:t>
-      </w:r>
-      <w:r>
-        <w:rPr>
-          <w:shd w:val="clear" w:color="auto" w:fill="B7B7B7"/>
-        </w:rPr>
-        <w:t xml:space="preserve">: </w:t>
-      </w:r>
-      <w:r>
-        <w:rPr>
-          <w:b/>
-          <w:shd w:val="clear" w:color="auto" w:fill="B7B7B7"/>
-        </w:rPr>
-        <w:t xml:space="preserve">Chatgpt </w:t>
-      </w:r>
-      <w:r>
-        <w:rPr>
-          <w:b/>
-          <w:sz w:val="14"/>
-          <w:szCs w:val="14"/>
-          <w:shd w:val="clear" w:color="auto" w:fill="B7B7B7"/>
-        </w:rPr>
-        <w:t>(GPT</w:t>
-      </w:r>
-      <w:r>
-        <w:rPr>
-          <w:rFonts w:ascii="Cambria Math" w:hAnsi="Cambria Math" w:cs="Cambria Math"/>
-          <w:b/>
-          <w:sz w:val="14"/>
-          <w:szCs w:val="14"/>
-          <w:shd w:val="clear" w:color="auto" w:fill="B7B7B7"/>
+          <w:rFonts w:ascii="Arial" w:eastAsia="Arial" w:hAnsi="Arial" w:cs="Arial"/>
+          <w:b/>
+          <w:color w:val="000000"/>
+          <w:sz w:val="18"/>
+          <w:highlight w:val="lightGray"/>
+        </w:rPr>
+        <w:t># Source: AI Source: Provided by: [Data Path</w:t>
+      </w:r>
+      <w:r>
+        <w:rPr>
+          <w:rFonts w:ascii="Arial" w:eastAsia="Arial" w:hAnsi="Arial" w:cs="Arial"/>
+          <w:color w:val="000000"/>
+          <w:sz w:val="18"/>
+          <w:highlight w:val="lightGray"/>
+        </w:rPr>
+        <w:t xml:space="preserve">: Persons Table -&gt; ID Column: 1, Name_En Column: Motasem Essam] -&gt; </w:t>
+      </w:r>
+      <w:r>
+        <w:rPr>
+          <w:rFonts w:ascii="Arial" w:eastAsia="Arial" w:hAnsi="Arial" w:cs="Arial"/>
+          <w:b/>
+          <w:color w:val="000000"/>
+          <w:sz w:val="18"/>
+          <w:highlight w:val="lightGray"/>
+        </w:rPr>
+        <w:t>From:</w:t>
+      </w:r>
+      <w:r>
+        <w:rPr>
+          <w:rFonts w:ascii="Arial" w:eastAsia="Arial" w:hAnsi="Arial" w:cs="Arial"/>
+          <w:color w:val="000000"/>
+          <w:sz w:val="18"/>
+          <w:highlight w:val="lightGray"/>
+        </w:rPr>
+        <w:t xml:space="preserve"> [Chatgpt (GPT</w:t>
+      </w:r>
+      <w:r>
+        <w:rPr>
+          <w:rFonts w:ascii="Arial" w:eastAsia="Arial" w:hAnsi="Arial" w:cs="Cambria Math"/>
+          <w:color w:val="000000"/>
+          <w:sz w:val="18"/>
+          <w:highlight w:val="lightGray"/>
         </w:rPr>
         <w:t>‑</w:t>
       </w:r>
       <w:r>
         <w:rPr>
-          <w:b/>
-          <w:sz w:val="14"/>
-          <w:szCs w:val="14"/>
-          <w:shd w:val="clear" w:color="auto" w:fill="B7B7B7"/>
-        </w:rPr>
-        <w:t>5 Mini) at [8/17/2025]</w:t>
+          <w:rFonts w:ascii="Arial" w:eastAsia="Arial" w:hAnsi="Arial" w:cs="Arial"/>
+          <w:color w:val="000000"/>
+          <w:sz w:val="18"/>
+          <w:highlight w:val="lightGray"/>
+        </w:rPr>
+        <w:t xml:space="preserve">5 Mini)] </w:t>
+      </w:r>
+      <w:r>
+        <w:rPr>
+          <w:rFonts w:ascii="Arial" w:eastAsia="Arial" w:hAnsi="Arial" w:cs="Arial"/>
+          <w:b/>
+          <w:color w:val="000000"/>
+          <w:sz w:val="18"/>
+          <w:highlight w:val="lightGray"/>
+        </w:rPr>
+        <w:t>on</w:t>
+      </w:r>
+      <w:r>
+        <w:rPr>
+          <w:rFonts w:ascii="Arial" w:eastAsia="Arial" w:hAnsi="Arial"/>
+          <w:sz w:val="18"/>
+          <w:highlight w:val="lightGray"/>
+        </w:rPr>
+        <w:t xml:space="preserve"> [8/17/2025]</w:t>
       </w:r>
     </w:p>
     <w:p>
@@ -2092,7 +2345,7 @@
     </w:p>
     <w:p>
       <w:r>
-        <w:pict w14:anchorId="4BDECB8C">
+        <w:pict w14:anchorId="2CA63C9A">
           <v:rect id="_x0000_i1031" style="width:0;height:1.5pt" o:hralign="center" o:hrstd="t" o:hr="t" fillcolor="#a0a0a0" stroked="f"/>
         </w:pict>
       </w:r>
@@ -2116,51 +2369,77 @@
       </w:pPr>
       <w:r>
         <w:rPr>
-          <w:b/>
-          <w:shd w:val="clear" w:color="auto" w:fill="B7B7B7"/>
-        </w:rPr>
-        <w:t># Source</w:t>
-      </w:r>
-      <w:r>
-        <w:rPr>
-          <w:shd w:val="clear" w:color="auto" w:fill="B7B7B7"/>
-        </w:rPr>
-        <w:t xml:space="preserve">: </w:t>
-      </w:r>
-      <w:r>
-        <w:rPr>
-          <w:b/>
-          <w:shd w:val="clear" w:color="auto" w:fill="B7B7B7"/>
-        </w:rPr>
-        <w:t xml:space="preserve">Chatgpt </w:t>
-      </w:r>
-      <w:r>
-        <w:rPr>
-          <w:b/>
-          <w:sz w:val="14"/>
-          <w:szCs w:val="14"/>
-          <w:shd w:val="clear" w:color="auto" w:fill="B7B7B7"/>
-        </w:rPr>
-        <w:t>(GPT</w:t>
-      </w:r>
-      <w:r>
-        <w:rPr>
-          <w:rFonts w:ascii="Cambria Math" w:hAnsi="Cambria Math" w:cs="Cambria Math"/>
-          <w:b/>
-          <w:sz w:val="14"/>
-          <w:szCs w:val="14"/>
-          <w:shd w:val="clear" w:color="auto" w:fill="B7B7B7"/>
+          <w:rFonts w:ascii="Arial" w:eastAsia="Arial" w:hAnsi="Arial" w:cs="Arial"/>
+          <w:b/>
+          <w:color w:val="000000"/>
+          <w:sz w:val="18"/>
+          <w:highlight w:val="lightGray"/>
+        </w:rPr>
+        <w:t># Source: AI Source: Provided by: [Data Path</w:t>
+      </w:r>
+      <w:r>
+        <w:rPr>
+          <w:rFonts w:ascii="Arial" w:eastAsia="Arial" w:hAnsi="Arial" w:cs="Arial"/>
+          <w:color w:val="000000"/>
+          <w:sz w:val="18"/>
+          <w:highlight w:val="lightGray"/>
+        </w:rPr>
+        <w:t xml:space="preserve">: Persons Table -&gt; ID Column: 1, Name_En Column: Motasem Essam] -&gt; </w:t>
+      </w:r>
+      <w:r>
+        <w:rPr>
+          <w:rFonts w:ascii="Arial" w:eastAsia="Arial" w:hAnsi="Arial" w:cs="Arial"/>
+          <w:b/>
+          <w:color w:val="000000"/>
+          <w:sz w:val="18"/>
+          <w:highlight w:val="lightGray"/>
+        </w:rPr>
+        <w:t>From:</w:t>
+      </w:r>
+      <w:r>
+        <w:rPr>
+          <w:rFonts w:ascii="Arial" w:eastAsia="Arial" w:hAnsi="Arial" w:cs="Arial"/>
+          <w:color w:val="000000"/>
+          <w:sz w:val="18"/>
+          <w:highlight w:val="lightGray"/>
+        </w:rPr>
+        <w:t xml:space="preserve"> [Chatgpt (GPT</w:t>
+      </w:r>
+      <w:r>
+        <w:rPr>
+          <w:rFonts w:ascii="Arial" w:eastAsia="Arial" w:hAnsi="Arial" w:cs="Cambria Math"/>
+          <w:color w:val="000000"/>
+          <w:sz w:val="18"/>
+          <w:highlight w:val="lightGray"/>
         </w:rPr>
         <w:t>‑</w:t>
       </w:r>
       <w:r>
         <w:rPr>
-          <w:b/>
-          <w:sz w:val="14"/>
-          <w:szCs w:val="14"/>
-          <w:shd w:val="clear" w:color="auto" w:fill="B7B7B7"/>
-        </w:rPr>
-        <w:t>5 Mini) at [8/17/2025]</w:t>
+          <w:rFonts w:ascii="Arial" w:eastAsia="Arial" w:hAnsi="Arial" w:cs="Arial"/>
+          <w:color w:val="000000"/>
+          <w:sz w:val="18"/>
+          <w:highlight w:val="lightGray"/>
+        </w:rPr>
+        <w:t xml:space="preserve">5 Mini)] </w:t>
+      </w:r>
+      <w:r>
+        <w:rPr>
+          <w:rFonts w:ascii="Arial" w:eastAsia="Arial" w:hAnsi="Arial" w:cs="Arial"/>
+          <w:b/>
+          <w:color w:val="000000"/>
+          <w:sz w:val="18"/>
+          <w:highlight w:val="lightGray"/>
+        </w:rPr>
+        <w:t>on</w:t>
+      </w:r>
+      <w:r>
+        <w:rPr>
+          <w:rFonts w:ascii="Arial" w:eastAsia="Arial" w:hAnsi="Arial"/>
+          <w:sz w:val="18"/>
+          <w:highlight w:val="lightGray"/>
+        </w:rPr>
+        <w:t xml:space="preserve"> [8/17/2025]</w:t>
       </w:r>
     </w:p>
     <w:p>
@@ -2169,7 +2448,7 @@
           <w:ilvl w:val="0"/>
           <w:numId w:val="4"/>
         </w:numPr>
-        <w:spacing w:before="240"/>
+        <w:spacing w:before="240" w:after="0" w:line="276" w:lineRule="auto"/>
       </w:pPr>
       <w:r>
         <w:rPr>
@@ -2204,7 +2483,7 @@
           <w:ilvl w:val="0"/>
           <w:numId w:val="4"/>
         </w:numPr>
-        <w:spacing w:after="240"/>
+        <w:spacing w:after="240" w:line="276" w:lineRule="auto"/>
       </w:pPr>
       <w:r>
         <w:rPr>
@@ -2235,7 +2514,7 @@
     </w:p>
     <w:p>
       <w:r>
-        <w:pict w14:anchorId="3D338490">
+        <w:pict w14:anchorId="006FA2DC">
           <v:rect id="_x0000_i1032" style="width:0;height:1.5pt" o:hralign="center" o:hrstd="t" o:hr="t" fillcolor="#a0a0a0" stroked="f"/>
         </w:pict>
       </w:r>
@@ -2259,52 +2538,77 @@
       </w:pPr>
       <w:r>
         <w:rPr>
-          <w:b/>
-          <w:shd w:val="clear" w:color="auto" w:fill="B7B7B7"/>
-        </w:rPr>
-        <w:lastRenderedPageBreak/>
-        <w:t># Source</w:t>
-      </w:r>
-      <w:r>
-        <w:rPr>
-          <w:shd w:val="clear" w:color="auto" w:fill="B7B7B7"/>
-        </w:rPr>
-        <w:t xml:space="preserve">: </w:t>
-      </w:r>
-      <w:r>
-        <w:rPr>
-          <w:b/>
-          <w:shd w:val="clear" w:color="auto" w:fill="B7B7B7"/>
-        </w:rPr>
-        <w:t xml:space="preserve">Chatgpt </w:t>
-      </w:r>
-      <w:r>
-        <w:rPr>
-          <w:b/>
-          <w:sz w:val="14"/>
-          <w:szCs w:val="14"/>
-          <w:shd w:val="clear" w:color="auto" w:fill="B7B7B7"/>
-        </w:rPr>
-        <w:t>(GPT</w:t>
-      </w:r>
-      <w:r>
-        <w:rPr>
-          <w:rFonts w:ascii="Cambria Math" w:hAnsi="Cambria Math" w:cs="Cambria Math"/>
-          <w:b/>
-          <w:sz w:val="14"/>
-          <w:szCs w:val="14"/>
-          <w:shd w:val="clear" w:color="auto" w:fill="B7B7B7"/>
+          <w:rFonts w:ascii="Arial" w:eastAsia="Arial" w:hAnsi="Arial" w:cs="Arial"/>
+          <w:b/>
+          <w:color w:val="000000"/>
+          <w:sz w:val="18"/>
+          <w:highlight w:val="lightGray"/>
+        </w:rPr>
+        <w:t># Source: AI Source: Provided by: [Data Path</w:t>
+      </w:r>
+      <w:r>
+        <w:rPr>
+          <w:rFonts w:ascii="Arial" w:eastAsia="Arial" w:hAnsi="Arial" w:cs="Arial"/>
+          <w:color w:val="000000"/>
+          <w:sz w:val="18"/>
+          <w:highlight w:val="lightGray"/>
+        </w:rPr>
+        <w:t xml:space="preserve">: Persons Table -&gt; ID Column: 1, Name_En Column: Motasem Essam] -&gt; </w:t>
+      </w:r>
+      <w:r>
+        <w:rPr>
+          <w:rFonts w:ascii="Arial" w:eastAsia="Arial" w:hAnsi="Arial" w:cs="Arial"/>
+          <w:b/>
+          <w:color w:val="000000"/>
+          <w:sz w:val="18"/>
+          <w:highlight w:val="lightGray"/>
+        </w:rPr>
+        <w:t>From:</w:t>
+      </w:r>
+      <w:r>
+        <w:rPr>
+          <w:rFonts w:ascii="Arial" w:eastAsia="Arial" w:hAnsi="Arial" w:cs="Arial"/>
+          <w:color w:val="000000"/>
+          <w:sz w:val="18"/>
+          <w:highlight w:val="lightGray"/>
+        </w:rPr>
+        <w:t xml:space="preserve"> [Chatgpt (GPT</w:t>
+      </w:r>
+      <w:r>
+        <w:rPr>
+          <w:rFonts w:ascii="Arial" w:eastAsia="Arial" w:hAnsi="Arial" w:cs="Cambria Math"/>
+          <w:color w:val="000000"/>
+          <w:sz w:val="18"/>
+          <w:highlight w:val="lightGray"/>
         </w:rPr>
         <w:t>‑</w:t>
       </w:r>
       <w:r>
         <w:rPr>
-          <w:b/>
-          <w:sz w:val="14"/>
-          <w:szCs w:val="14"/>
-          <w:shd w:val="clear" w:color="auto" w:fill="B7B7B7"/>
-        </w:rPr>
-        <w:t>5 Mini) at [8/17/2025]</w:t>
+          <w:rFonts w:ascii="Arial" w:eastAsia="Arial" w:hAnsi="Arial" w:cs="Arial"/>
+          <w:color w:val="000000"/>
+          <w:sz w:val="18"/>
+          <w:highlight w:val="lightGray"/>
+        </w:rPr>
+        <w:t xml:space="preserve">5 Mini)] </w:t>
+      </w:r>
+      <w:r>
+        <w:rPr>
+          <w:rFonts w:ascii="Arial" w:eastAsia="Arial" w:hAnsi="Arial" w:cs="Arial"/>
+          <w:b/>
+          <w:color w:val="000000"/>
+          <w:sz w:val="18"/>
+          <w:highlight w:val="lightGray"/>
+        </w:rPr>
+        <w:t>on</w:t>
+      </w:r>
+      <w:r>
+        <w:rPr>
+          <w:rFonts w:ascii="Arial" w:eastAsia="Arial" w:hAnsi="Arial"/>
+          <w:sz w:val="18"/>
+          <w:highlight w:val="lightGray"/>
+        </w:rPr>
+        <w:t xml:space="preserve"> [8/17/2025]</w:t>
       </w:r>
     </w:p>
     <w:p>
@@ -2367,7 +2671,7 @@
     <w:p/>
     <w:p>
       <w:r>
-        <w:pict w14:anchorId="7C7165D2">
+        <w:pict w14:anchorId="55C78D44">
           <v:rect id="_x0000_i1033" style="width:0;height:1.5pt" o:hralign="center" o:hrstd="t" o:hr="t" fillcolor="#a0a0a0" stroked="f"/>
         </w:pict>
       </w:r>
@@ -2391,51 +2695,77 @@
       </w:pPr>
       <w:r>
         <w:rPr>
-          <w:b/>
-          <w:shd w:val="clear" w:color="auto" w:fill="B7B7B7"/>
-        </w:rPr>
-        <w:t># Source</w:t>
-      </w:r>
-      <w:r>
-        <w:rPr>
-          <w:shd w:val="clear" w:color="auto" w:fill="B7B7B7"/>
-        </w:rPr>
-        <w:t xml:space="preserve">: </w:t>
-      </w:r>
-      <w:r>
-        <w:rPr>
-          <w:b/>
-          <w:shd w:val="clear" w:color="auto" w:fill="B7B7B7"/>
-        </w:rPr>
-        <w:t xml:space="preserve">Chatgpt </w:t>
-      </w:r>
-      <w:r>
-        <w:rPr>
-          <w:b/>
-          <w:sz w:val="14"/>
-          <w:szCs w:val="14"/>
-          <w:shd w:val="clear" w:color="auto" w:fill="B7B7B7"/>
-        </w:rPr>
-        <w:t>(GPT</w:t>
-      </w:r>
-      <w:r>
-        <w:rPr>
-          <w:rFonts w:ascii="Cambria Math" w:hAnsi="Cambria Math" w:cs="Cambria Math"/>
-          <w:b/>
-          <w:sz w:val="14"/>
-          <w:szCs w:val="14"/>
-          <w:shd w:val="clear" w:color="auto" w:fill="B7B7B7"/>
+          <w:rFonts w:ascii="Arial" w:eastAsia="Arial" w:hAnsi="Arial" w:cs="Arial"/>
+          <w:b/>
+          <w:color w:val="000000"/>
+          <w:sz w:val="18"/>
+          <w:highlight w:val="lightGray"/>
+        </w:rPr>
+        <w:t># Source: AI Source: Provided by: [Data Path</w:t>
+      </w:r>
+      <w:r>
+        <w:rPr>
+          <w:rFonts w:ascii="Arial" w:eastAsia="Arial" w:hAnsi="Arial" w:cs="Arial"/>
+          <w:color w:val="000000"/>
+          <w:sz w:val="18"/>
+          <w:highlight w:val="lightGray"/>
+        </w:rPr>
+        <w:t xml:space="preserve">: Persons Table -&gt; ID Column: 1, Name_En Column: Motasem Essam] -&gt; </w:t>
+      </w:r>
+      <w:r>
+        <w:rPr>
+          <w:rFonts w:ascii="Arial" w:eastAsia="Arial" w:hAnsi="Arial" w:cs="Arial"/>
+          <w:b/>
+          <w:color w:val="000000"/>
+          <w:sz w:val="18"/>
+          <w:highlight w:val="lightGray"/>
+        </w:rPr>
+        <w:t>From:</w:t>
+      </w:r>
+      <w:r>
+        <w:rPr>
+          <w:rFonts w:ascii="Arial" w:eastAsia="Arial" w:hAnsi="Arial" w:cs="Arial"/>
+          <w:color w:val="000000"/>
+          <w:sz w:val="18"/>
+          <w:highlight w:val="lightGray"/>
+        </w:rPr>
+        <w:t xml:space="preserve"> [Chatgpt (GPT</w:t>
+      </w:r>
+      <w:r>
+        <w:rPr>
+          <w:rFonts w:ascii="Arial" w:eastAsia="Arial" w:hAnsi="Arial" w:cs="Cambria Math"/>
+          <w:color w:val="000000"/>
+          <w:sz w:val="18"/>
+          <w:highlight w:val="lightGray"/>
         </w:rPr>
         <w:t>‑</w:t>
       </w:r>
       <w:r>
         <w:rPr>
-          <w:b/>
-          <w:sz w:val="14"/>
-          <w:szCs w:val="14"/>
-          <w:shd w:val="clear" w:color="auto" w:fill="B7B7B7"/>
-        </w:rPr>
-        <w:t>5 Mini) at [8/17/2025]</w:t>
+          <w:rFonts w:ascii="Arial" w:eastAsia="Arial" w:hAnsi="Arial" w:cs="Arial"/>
+          <w:color w:val="000000"/>
+          <w:sz w:val="18"/>
+          <w:highlight w:val="lightGray"/>
+        </w:rPr>
+        <w:t xml:space="preserve">5 Mini)] </w:t>
+      </w:r>
+      <w:r>
+        <w:rPr>
+          <w:rFonts w:ascii="Arial" w:eastAsia="Arial" w:hAnsi="Arial" w:cs="Arial"/>
+          <w:b/>
+          <w:color w:val="000000"/>
+          <w:sz w:val="18"/>
+          <w:highlight w:val="lightGray"/>
+        </w:rPr>
+        <w:t>on</w:t>
+      </w:r>
+      <w:r>
+        <w:rPr>
+          <w:rFonts w:ascii="Arial" w:eastAsia="Arial" w:hAnsi="Arial"/>
+          <w:sz w:val="18"/>
+          <w:highlight w:val="lightGray"/>
+        </w:rPr>
+        <w:t xml:space="preserve"> [8/17/2025]</w:t>
       </w:r>
     </w:p>
     <w:p>
@@ -2456,19 +2786,20 @@
     </w:p>
     <w:p>
       <w:r>
-        <w:pict w14:anchorId="255C1D81">
+        <w:pict w14:anchorId="63833E26">
           <v:rect id="_x0000_i1034" style="width:0;height:1.5pt" o:hralign="center" o:hrstd="t" o:hr="t" fillcolor="#a0a0a0" stroked="f"/>
         </w:pict>
       </w:r>
     </w:p>
+    <w:p/>
     <w:p/>
     <w:p/>
     <w:p/>
     <w:sectPr>
       <w:pgSz w:w="12240" w:h="15840"/>
       <w:pgMar w:top="1440" w:right="1440" w:bottom="1440" w:left="1440" w:header="720" w:footer="720" w:gutter="0"/>
-      <w:pgNumType w:start="1"/>
       <w:cols w:space="720"/>
+      <w:docGrid w:linePitch="360"/>
     </w:sectPr>
   </w:body>
 </w:document>
@@ -4039,18 +4370,6 @@
   <w:style w:type="paragraph" w:default="1" w:styleId="Normal">
     <w:name w:val="Normal"/>
     <w:qFormat/>
-    <w:rsid w:val="00533891"/>
-    <w:pPr>
-      <w:spacing w:after="0" w:line="276" w:lineRule="auto"/>
-    </w:pPr>
-    <w:rPr>
-      <w:rFonts w:ascii="Arial" w:eastAsia="Arial" w:hAnsi="Arial" w:cs="Arial"/>
-      <w:kern w:val="0"/>
-      <w:sz w:val="22"/>
-      <w:szCs w:val="22"/>
-      <w:lang w:val="en"/>
-      <w14:ligatures w14:val="none"/>
-    </w:rPr>
   </w:style>
   <w:style w:type="paragraph" w:styleId="Heading1">
     <w:name w:val="heading 1"/>
@@ -4059,7 +4378,7 @@
     <w:link w:val="Heading1Char"/>
     <w:uiPriority w:val="9"/>
     <w:qFormat/>
-    <w:rsid w:val="00E476FB"/>
+    <w:rsid w:val="006229F9"/>
     <w:pPr>
       <w:keepNext/>
       <w:keepLines/>
@@ -4081,7 +4400,7 @@
     <w:uiPriority w:val="9"/>
     <w:unhideWhenUsed/>
     <w:qFormat/>
-    <w:rsid w:val="00E476FB"/>
+    <w:rsid w:val="006229F9"/>
     <w:pPr>
       <w:keepNext/>
       <w:keepLines/>
@@ -4103,7 +4422,7 @@
     <w:uiPriority w:val="9"/>
     <w:unhideWhenUsed/>
     <w:qFormat/>
-    <w:rsid w:val="00E476FB"/>
+    <w:rsid w:val="006229F9"/>
     <w:pPr>
       <w:keepNext/>
       <w:keepLines/>
@@ -4126,7 +4445,7 @@
     <w:semiHidden/>
     <w:unhideWhenUsed/>
     <w:qFormat/>
-    <w:rsid w:val="00E476FB"/>
+    <w:rsid w:val="006229F9"/>
     <w:pPr>
       <w:keepNext/>
       <w:keepLines/>
@@ -4149,7 +4468,7 @@
     <w:semiHidden/>
     <w:unhideWhenUsed/>
     <w:qFormat/>
-    <w:rsid w:val="00E476FB"/>
+    <w:rsid w:val="006229F9"/>
     <w:pPr>
       <w:keepNext/>
       <w:keepLines/>
@@ -4170,11 +4489,11 @@
     <w:semiHidden/>
     <w:unhideWhenUsed/>
     <w:qFormat/>
-    <w:rsid w:val="00E476FB"/>
+    <w:rsid w:val="006229F9"/>
     <w:pPr>
       <w:keepNext/>
       <w:keepLines/>
-      <w:spacing w:before="40"/>
+      <w:spacing w:before="40" w:after="0"/>
       <w:outlineLvl w:val="5"/>
     </w:pPr>
     <w:rPr>
@@ -4193,11 +4512,11 @@
     <w:semiHidden/>
     <w:unhideWhenUsed/>
     <w:qFormat/>
-    <w:rsid w:val="00E476FB"/>
+    <w:rsid w:val="006229F9"/>
     <w:pPr>
       <w:keepNext/>
       <w:keepLines/>
-      <w:spacing w:before="40"/>
+      <w:spacing w:before="40" w:after="0"/>
       <w:outlineLvl w:val="6"/>
     </w:pPr>
     <w:rPr>
@@ -4214,10 +4533,11 @@
     <w:semiHidden/>
     <w:unhideWhenUsed/>
     <w:qFormat/>
-    <w:rsid w:val="00E476FB"/>
+    <w:rsid w:val="006229F9"/>
     <w:pPr>
       <w:keepNext/>
       <w:keepLines/>
+      <w:spacing w:after="0"/>
       <w:outlineLvl w:val="7"/>
     </w:pPr>
     <w:rPr>
@@ -4236,10 +4556,11 @@
     <w:semiHidden/>
     <w:unhideWhenUsed/>
     <w:qFormat/>
-    <w:rsid w:val="00E476FB"/>
+    <w:rsid w:val="006229F9"/>
     <w:pPr>
       <w:keepNext/>
       <w:keepLines/>
+      <w:spacing w:after="0"/>
       <w:outlineLvl w:val="8"/>
     </w:pPr>
     <w:rPr>
@@ -4279,7 +4600,7 @@
     <w:basedOn w:val="DefaultParagraphFont"/>
     <w:link w:val="Heading1"/>
     <w:uiPriority w:val="9"/>
-    <w:rsid w:val="00E476FB"/>
+    <w:rsid w:val="006229F9"/>
     <w:rPr>
       <w:rFonts w:asciiTheme="majorHAnsi" w:eastAsiaTheme="majorEastAsia" w:hAnsiTheme="majorHAnsi" w:cstheme="majorBidi"/>
       <w:color w:val="2F5496" w:themeColor="accent1" w:themeShade="BF"/>
@@ -4292,7 +4613,7 @@
     <w:basedOn w:val="DefaultParagraphFont"/>
     <w:link w:val="Heading2"/>
     <w:uiPriority w:val="9"/>
-    <w:rsid w:val="00E476FB"/>
+    <w:rsid w:val="006229F9"/>
     <w:rPr>
       <w:rFonts w:asciiTheme="majorHAnsi" w:eastAsiaTheme="majorEastAsia" w:hAnsiTheme="majorHAnsi" w:cstheme="majorBidi"/>
       <w:color w:val="2F5496" w:themeColor="accent1" w:themeShade="BF"/>
@@ -4305,7 +4626,7 @@
     <w:basedOn w:val="DefaultParagraphFont"/>
     <w:link w:val="Heading3"/>
     <w:uiPriority w:val="9"/>
-    <w:rsid w:val="00E476FB"/>
+    <w:rsid w:val="006229F9"/>
     <w:rPr>
       <w:rFonts w:eastAsiaTheme="majorEastAsia" w:cstheme="majorBidi"/>
       <w:color w:val="2F5496" w:themeColor="accent1" w:themeShade="BF"/>
@@ -4319,7 +4640,7 @@
     <w:link w:val="Heading4"/>
     <w:uiPriority w:val="9"/>
     <w:semiHidden/>
-    <w:rsid w:val="00E476FB"/>
+    <w:rsid w:val="006229F9"/>
     <w:rPr>
       <w:rFonts w:eastAsiaTheme="majorEastAsia" w:cstheme="majorBidi"/>
       <w:i/>
@@ -4333,7 +4654,7 @@
     <w:link w:val="Heading5"/>
     <w:uiPriority w:val="9"/>
     <w:semiHidden/>
-    <w:rsid w:val="00E476FB"/>
+    <w:rsid w:val="006229F9"/>
     <w:rPr>
       <w:rFonts w:eastAsiaTheme="majorEastAsia" w:cstheme="majorBidi"/>
       <w:color w:val="2F5496" w:themeColor="accent1" w:themeShade="BF"/>
@@ -4345,7 +4666,7 @@
     <w:link w:val="Heading6"/>
     <w:uiPriority w:val="9"/>
     <w:semiHidden/>
-    <w:rsid w:val="00E476FB"/>
+    <w:rsid w:val="006229F9"/>
     <w:rPr>
       <w:rFonts w:eastAsiaTheme="majorEastAsia" w:cstheme="majorBidi"/>
       <w:i/>
@@ -4359,7 +4680,7 @@
     <w:link w:val="Heading7"/>
     <w:uiPriority w:val="9"/>
     <w:semiHidden/>
-    <w:rsid w:val="00E476FB"/>
+    <w:rsid w:val="006229F9"/>
     <w:rPr>
       <w:rFonts w:eastAsiaTheme="majorEastAsia" w:cstheme="majorBidi"/>
       <w:color w:val="595959" w:themeColor="text1" w:themeTint="A6"/>
@@ -4371,7 +4692,7 @@
     <w:link w:val="Heading8"/>
     <w:uiPriority w:val="9"/>
     <w:semiHidden/>
-    <w:rsid w:val="00E476FB"/>
+    <w:rsid w:val="006229F9"/>
     <w:rPr>
       <w:rFonts w:eastAsiaTheme="majorEastAsia" w:cstheme="majorBidi"/>
       <w:i/>
@@ -4385,7 +4706,7 @@
     <w:link w:val="Heading9"/>
     <w:uiPriority w:val="9"/>
     <w:semiHidden/>
-    <w:rsid w:val="00E476FB"/>
+    <w:rsid w:val="006229F9"/>
     <w:rPr>
       <w:rFonts w:eastAsiaTheme="majorEastAsia" w:cstheme="majorBidi"/>
       <w:color w:val="272727" w:themeColor="text1" w:themeTint="D8"/>
@@ -4398,7 +4719,7 @@
     <w:link w:val="TitleChar"/>
     <w:uiPriority w:val="10"/>
     <w:qFormat/>
-    <w:rsid w:val="00E476FB"/>
+    <w:rsid w:val="006229F9"/>
     <w:pPr>
       <w:spacing w:after="80" w:line="240" w:lineRule="auto"/>
       <w:contextualSpacing/>
@@ -4416,7 +4737,7 @@
     <w:basedOn w:val="DefaultParagraphFont"/>
     <w:link w:val="Title"/>
     <w:uiPriority w:val="10"/>
-    <w:rsid w:val="00E476FB"/>
+    <w:rsid w:val="006229F9"/>
     <w:rPr>
       <w:rFonts w:asciiTheme="majorHAnsi" w:eastAsiaTheme="majorEastAsia" w:hAnsiTheme="majorHAnsi" w:cstheme="majorBidi"/>
       <w:spacing w:val="-10"/>
@@ -4432,7 +4753,7 @@
     <w:link w:val="SubtitleChar"/>
     <w:uiPriority w:val="11"/>
     <w:qFormat/>
-    <w:rsid w:val="00E476FB"/>
+    <w:rsid w:val="006229F9"/>
     <w:pPr>
       <w:numPr>
         <w:ilvl w:val="1"/>
@@ -4451,7 +4772,7 @@
     <w:basedOn w:val="DefaultParagraphFont"/>
     <w:link w:val="Subtitle"/>
     <w:uiPriority w:val="11"/>
-    <w:rsid w:val="00E476FB"/>
+    <w:rsid w:val="006229F9"/>
     <w:rPr>
       <w:rFonts w:eastAsiaTheme="majorEastAsia" w:cstheme="majorBidi"/>
       <w:color w:val="595959" w:themeColor="text1" w:themeTint="A6"/>
@@ -4467,7 +4788,7 @@
     <w:link w:val="QuoteChar"/>
     <w:uiPriority w:val="29"/>
     <w:qFormat/>
-    <w:rsid w:val="00E476FB"/>
+    <w:rsid w:val="006229F9"/>
     <w:pPr>
       <w:spacing w:before="160"/>
       <w:jc w:val="center"/>
@@ -4483,7 +4804,7 @@
     <w:basedOn w:val="DefaultParagraphFont"/>
     <w:link w:val="Quote"/>
     <w:uiPriority w:val="29"/>
-    <w:rsid w:val="00E476FB"/>
+    <w:rsid w:val="006229F9"/>
     <w:rPr>
       <w:i/>
       <w:iCs/>
@@ -4495,7 +4816,7 @@
     <w:basedOn w:val="Normal"/>
     <w:uiPriority w:val="34"/>
     <w:qFormat/>
-    <w:rsid w:val="00E476FB"/>
+    <w:rsid w:val="006229F9"/>
     <w:pPr>
       <w:ind w:left="720"/>
       <w:contextualSpacing/>
@@ -4506,7 +4827,7 @@
     <w:basedOn w:val="DefaultParagraphFont"/>
     <w:uiPriority w:val="21"/>
     <w:qFormat/>
-    <w:rsid w:val="00E476FB"/>
+    <w:rsid w:val="006229F9"/>
     <w:rPr>
       <w:i/>
       <w:iCs/>
@@ -4520,7 +4841,7 @@
     <w:link w:val="IntenseQuoteChar"/>
     <w:uiPriority w:val="30"/>
     <w:qFormat/>
-    <w:rsid w:val="00E476FB"/>
+    <w:rsid w:val="006229F9"/>
     <w:pPr>
       <w:pBdr>
         <w:top w:val="single" w:sz="4" w:space="10" w:color="2F5496" w:themeColor="accent1" w:themeShade="BF"/>
@@ -4541,7 +4862,7 @@
     <w:basedOn w:val="DefaultParagraphFont"/>
     <w:link w:val="IntenseQuote"/>
     <w:uiPriority w:val="30"/>
-    <w:rsid w:val="00E476FB"/>
+    <w:rsid w:val="006229F9"/>
     <w:rPr>
       <w:i/>
       <w:iCs/>
@@ -4553,7 +4874,7 @@
     <w:basedOn w:val="DefaultParagraphFont"/>
     <w:uiPriority w:val="32"/>
     <w:qFormat/>
-    <w:rsid w:val="00E476FB"/>
+    <w:rsid w:val="006229F9"/>
     <w:rPr>
       <w:b/>
       <w:bCs/>
